--- a/site/docs/localtranscript-app-blatt-de.docx
+++ b/site/docs/localtranscript-app-blatt-de.docx
@@ -314,7 +314,25 @@
         <w:t xml:space="preserve"> </w:t>
       </w:r>
       <w:r>
-        <w:t xml:space="preserve">einem KI-Dienst, kein Konto, keinen Schlüssel.</w:t>
+        <w:t xml:space="preserve">einem KI-Dienst, kein Konto, keinen Schlüssel. Wer ein anderes</w:t>
+      </w:r>
+      <w:r>
+        <w:t xml:space="preserve"> </w:t>
+      </w:r>
+      <w:r>
+        <w:t xml:space="preserve">whisper.cpp-Modell einsetzen will, legt es selbst in den Ordner</w:t>
+      </w:r>
+      <w:r>
+        <w:t xml:space="preserve"> </w:t>
+      </w:r>
+      <w:r>
+        <w:t xml:space="preserve">«Modelle» der Bibliothek; ein solches Modell ist nicht Teil dieser</w:t>
+      </w:r>
+      <w:r>
+        <w:t xml:space="preserve"> </w:t>
+      </w:r>
+      <w:r>
+        <w:t xml:space="preserve">Liste, und im Journal jedes Transkripts steht, womit es entstand.</w:t>
       </w:r>
     </w:p>
     <w:p>

--- a/site/docs/localtranscript-app-blatt-de.docx
+++ b/site/docs/localtranscript-app-blatt-de.docx
@@ -34,7 +34,7 @@
         <w:t xml:space="preserve"> </w:t>
       </w:r>
       <w:r>
-        <w:t xml:space="preserve">2026, Version 2.2.0.</w:t>
+        <w:t xml:space="preserve">2026, Version 2.3.0.</w:t>
       </w:r>
     </w:p>
     <w:bookmarkStart w:id="9" w:name="was-die-app-tut"/>
@@ -939,7 +939,7 @@
         <w:pStyle w:val="BlockText"/>
       </w:pPr>
       <w:r>
-        <w:t xml:space="preserve">Die Aufnahmen wurden mit LocalTranscript 2.2.0 (B/IAS Basel,</w:t>
+        <w:t xml:space="preserve">Die Aufnahmen wurden mit LocalTranscript 2.3.0 (B/IAS Basel,</w:t>
       </w:r>
       <w:r>
         <w:t xml:space="preserve"> </w:t>

--- a/site/docs/localtranscript-app-blatt-de.docx
+++ b/site/docs/localtranscript-app-blatt-de.docx
@@ -28,7 +28,7 @@
         <w:t xml:space="preserve"> </w:t>
       </w:r>
       <w:r>
-        <w:t xml:space="preserve">Projektleitung, Ethikkommission oder Kolleg:innen. Stand 10. September</w:t>
+        <w:t xml:space="preserve">Projektleitung, Ethikkommission oder Kolleg:innen. Stand 11. September</w:t>
       </w:r>
       <w:r>
         <w:t xml:space="preserve"> </w:t>

--- a/site/docs/localtranscript-app-blatt-de.docx
+++ b/site/docs/localtranscript-app-blatt-de.docx
@@ -34,7 +34,7 @@
         <w:t xml:space="preserve"> </w:t>
       </w:r>
       <w:r>
-        <w:t xml:space="preserve">2026, Version 2.3.0.</w:t>
+        <w:t xml:space="preserve">2026, Version 2.4.0.</w:t>
       </w:r>
     </w:p>
     <w:bookmarkStart w:id="9" w:name="was-die-app-tut"/>
@@ -81,7 +81,25 @@
         <w:t xml:space="preserve"> </w:t>
       </w:r>
       <w:r>
-        <w:t xml:space="preserve">CSV, Text). Alles davon geschieht auf dem eigenen Mac.</w:t>
+        <w:t xml:space="preserve">CSV, Text). Videoaufnahmen (MP4/MOV) nimmt sie ebenfalls an: der Ton</w:t>
+      </w:r>
+      <w:r>
+        <w:t xml:space="preserve"> </w:t>
+      </w:r>
+      <w:r>
+        <w:t xml:space="preserve">wird ausgelesen, das Video bleibt unverändert beim Transkript und</w:t>
+      </w:r>
+      <w:r>
+        <w:t xml:space="preserve"> </w:t>
+      </w:r>
+      <w:r>
+        <w:t xml:space="preserve">verlässt den Rechner nur, wenn man es beim REFI-QDA-Export ausdrücklich</w:t>
+      </w:r>
+      <w:r>
+        <w:t xml:space="preserve"> </w:t>
+      </w:r>
+      <w:r>
+        <w:t xml:space="preserve">mitgibt. Alles davon geschieht auf dem eigenen Mac.</w:t>
       </w:r>
     </w:p>
     <w:bookmarkEnd w:id="9"/>
@@ -939,7 +957,7 @@
         <w:pStyle w:val="BlockText"/>
       </w:pPr>
       <w:r>
-        <w:t xml:space="preserve">Die Aufnahmen wurden mit LocalTranscript 2.3.0 (B/IAS Basel,</w:t>
+        <w:t xml:space="preserve">Die Aufnahmen wurden mit LocalTranscript 2.4.0 (B/IAS Basel,</w:t>
       </w:r>
       <w:r>
         <w:t xml:space="preserve"> </w:t>

--- a/site/docs/localtranscript-app-blatt-de.docx
+++ b/site/docs/localtranscript-app-blatt-de.docx
@@ -34,7 +34,7 @@
         <w:t xml:space="preserve"> </w:t>
       </w:r>
       <w:r>
-        <w:t xml:space="preserve">2026, Version 2.4.0.</w:t>
+        <w:t xml:space="preserve">2026, Version 2.4.1.</w:t>
       </w:r>
     </w:p>
     <w:bookmarkStart w:id="9" w:name="was-die-app-tut"/>
@@ -957,7 +957,7 @@
         <w:pStyle w:val="BlockText"/>
       </w:pPr>
       <w:r>
-        <w:t xml:space="preserve">Die Aufnahmen wurden mit LocalTranscript 2.4.0 (B/IAS Basel,</w:t>
+        <w:t xml:space="preserve">Die Aufnahmen wurden mit LocalTranscript 2.4.1 (B/IAS Basel,</w:t>
       </w:r>
       <w:r>
         <w:t xml:space="preserve"> </w:t>

--- a/site/docs/localtranscript-app-blatt-de.docx
+++ b/site/docs/localtranscript-app-blatt-de.docx
@@ -34,7 +34,7 @@
         <w:t xml:space="preserve"> </w:t>
       </w:r>
       <w:r>
-        <w:t xml:space="preserve">2026, Version 2.4.1.</w:t>
+        <w:t xml:space="preserve">2026, Version 2.4.2.</w:t>
       </w:r>
     </w:p>
     <w:bookmarkStart w:id="9" w:name="was-die-app-tut"/>
@@ -957,7 +957,7 @@
         <w:pStyle w:val="BlockText"/>
       </w:pPr>
       <w:r>
-        <w:t xml:space="preserve">Die Aufnahmen wurden mit LocalTranscript 2.4.1 (B/IAS Basel,</w:t>
+        <w:t xml:space="preserve">Die Aufnahmen wurden mit LocalTranscript 2.4.2 (B/IAS Basel,</w:t>
       </w:r>
       <w:r>
         <w:t xml:space="preserve"> </w:t>

--- a/site/docs/localtranscript-app-blatt-de.docx
+++ b/site/docs/localtranscript-app-blatt-de.docx
@@ -34,7 +34,7 @@
         <w:t xml:space="preserve"> </w:t>
       </w:r>
       <w:r>
-        <w:t xml:space="preserve">2026, Version 2.4.2.</w:t>
+        <w:t xml:space="preserve">2026, Version 2.4.3.</w:t>
       </w:r>
     </w:p>
     <w:bookmarkStart w:id="9" w:name="was-die-app-tut"/>
@@ -957,7 +957,7 @@
         <w:pStyle w:val="BlockText"/>
       </w:pPr>
       <w:r>
-        <w:t xml:space="preserve">Die Aufnahmen wurden mit LocalTranscript 2.4.2 (B/IAS Basel,</w:t>
+        <w:t xml:space="preserve">Die Aufnahmen wurden mit LocalTranscript 2.4.3 (B/IAS Basel,</w:t>
       </w:r>
       <w:r>
         <w:t xml:space="preserve"> </w:t>

--- a/site/docs/localtranscript-app-blatt-de.docx
+++ b/site/docs/localtranscript-app-blatt-de.docx
@@ -34,7 +34,7 @@
         <w:t xml:space="preserve"> </w:t>
       </w:r>
       <w:r>
-        <w:t xml:space="preserve">2026, Version 2.4.3.</w:t>
+        <w:t xml:space="preserve">2026, Version 2.5.0.</w:t>
       </w:r>
     </w:p>
     <w:bookmarkStart w:id="9" w:name="was-die-app-tut"/>
@@ -282,7 +282,7 @@
               <w:pStyle w:val="Compact"/>
             </w:pPr>
             <w:r>
-              <w:t xml:space="preserve">SpeechBrain ECAPA-TDNN</w:t>
+              <w:t xml:space="preserve">SpeakerKit (pyannote community-1)</w:t>
             </w:r>
           </w:p>
         </w:tc>
@@ -293,7 +293,7 @@
               <w:pStyle w:val="Compact"/>
             </w:pPr>
             <w:r>
-              <w:t xml:space="preserve">Sprechertrennung: berechnet Stimmprofile und gruppiert sie zu Sprechern</w:t>
+              <w:t xml:space="preserve">Sprechertrennung: erkennt Sprecherwechsel samt Überlappung und gruppiert die Stimmen</w:t>
             </w:r>
           </w:p>
         </w:tc>
@@ -304,7 +304,7 @@
               <w:pStyle w:val="Compact"/>
             </w:pPr>
             <w:r>
-              <w:t xml:space="preserve">Apache-2.0</w:t>
+              <w:t xml:space="preserve">Modell pyannote community-1 (CC-BY-4.0), Laufzeit SpeakerKit von Argmax (MIT)</w:t>
             </w:r>
           </w:p>
         </w:tc>
@@ -315,7 +315,7 @@
               <w:pStyle w:val="Compact"/>
             </w:pPr>
             <w:r>
-              <w:t xml:space="preserve">lokal</w:t>
+              <w:t xml:space="preserve">lokal, auf der Neural Engine des Macs</w:t>
             </w:r>
           </w:p>
         </w:tc>
@@ -957,7 +957,7 @@
         <w:pStyle w:val="BlockText"/>
       </w:pPr>
       <w:r>
-        <w:t xml:space="preserve">Die Aufnahmen wurden mit LocalTranscript 2.4.3 (B/IAS Basel,</w:t>
+        <w:t xml:space="preserve">Die Aufnahmen wurden mit LocalTranscript 2.5.0 (B/IAS Basel,</w:t>
       </w:r>
       <w:r>
         <w:t xml:space="preserve"> </w:t>
@@ -969,7 +969,7 @@
         <w:t xml:space="preserve"> </w:t>
       </w:r>
       <w:r>
-        <w:t xml:space="preserve">Sprechertrennung mit SpeechBrain ECAPA-TDNN) vollständig lokal auf</w:t>
+        <w:t xml:space="preserve">Sprechertrennung mit pyannote community-1-TDNN) vollständig lokal auf</w:t>
       </w:r>
       <w:r>
         <w:t xml:space="preserve"> </w:t>

--- a/site/docs/localtranscript-app-blatt-de.docx
+++ b/site/docs/localtranscript-app-blatt-de.docx
@@ -304,7 +304,7 @@
               <w:pStyle w:val="Compact"/>
             </w:pPr>
             <w:r>
-              <w:t xml:space="preserve">Modell pyannote community-1 (CC-BY-4.0), Laufzeit SpeakerKit von Argmax (MIT)</w:t>
+              <w:t xml:space="preserve">Modell pyannote community-1 (CC BY 4.0), von Argmax nach Core ML umgewandelt und quantisiert; Laufzeit SpeakerKit von Argmax (MIT)</w:t>
             </w:r>
           </w:p>
         </w:tc>

--- a/site/docs/localtranscript-app-blatt-de.docx
+++ b/site/docs/localtranscript-app-blatt-de.docx
@@ -1031,7 +1031,19 @@
         <w:t xml:space="preserve">site/docs</w:t>
       </w:r>
       <w:r>
-        <w:t xml:space="preserve">). Das Blatt darf frei verwendet und angepasst werden.</w:t>
+        <w:t xml:space="preserve">). Das Blatt steht unter CC BY 4.0: frei verwendbar und</w:t>
+      </w:r>
+      <w:r>
+        <w:t xml:space="preserve"> </w:t>
+      </w:r>
+      <w:r>
+        <w:t xml:space="preserve">anpassbar, auch kommerziell, sofern B/IAS genannt und Änderungen</w:t>
+      </w:r>
+      <w:r>
+        <w:t xml:space="preserve"> </w:t>
+      </w:r>
+      <w:r>
+        <w:t xml:space="preserve">gekennzeichnet werden.</w:t>
       </w:r>
     </w:p>
     <w:bookmarkEnd w:id="16"/>

--- a/site/docs/localtranscript-app-blatt-de.docx
+++ b/site/docs/localtranscript-app-blatt-de.docx
@@ -479,7 +479,7 @@
           <w:rPr>
             <w:rStyle w:val="Hyperlink"/>
           </w:rPr>
-          <w:t xml:space="preserve">https://github.com/BenPohlBasel/LocalTranscript</w:t>
+          <w:t xml:space="preserve">https://github.com/bias-city/LocalTranscript</w:t>
         </w:r>
       </w:hyperlink>
     </w:p>
@@ -1012,7 +1012,7 @@
           <w:rPr>
             <w:rStyle w:val="Hyperlink"/>
           </w:rPr>
-          <w:t xml:space="preserve">https://github.com/BenPohlBasel/LocalTranscript</w:t>
+          <w:t xml:space="preserve">https://github.com/bias-city/LocalTranscript</w:t>
         </w:r>
       </w:hyperlink>
       <w:r>
